--- a/pr-preview/pr-245/chapters/notation-tracked-changes.docx
+++ b/pr-preview/pr-245/chapters/notation-tracked-changes.docx
@@ -16,7 +16,7 @@
       </w:pPr>
       <w:del w:id="1" w:author="PR Preview" w:date="2026-01-01T00:00:00Z">
         <w:r>
-          <w:delText xml:space="preserve">Last modified: 2026-10-16 10:41:10 (PDT)</w:delText>
+          <w:delText xml:space="preserve">Last modified: 2026-10-16 16:41:57 (PDT)</w:delText>
         </w:r>
       </w:del>
     </w:p>
@@ -26,7 +26,7 @@
       </w:pPr>
       <w:ins w:id="2" w:author="PR Preview" w:date="2026-01-01T00:00:00Z">
         <w:r>
-          <w:t xml:space="preserve">Last modified: 2026-10-16 16:33:12 (PDT)</w:t>
+          <w:t xml:space="preserve">Last modified: 2026-10-16 16:42:31 (PDT)</w:t>
         </w:r>
       </w:ins>
     </w:p>
@@ -9299,7 +9299,7 @@
       </w:r>
     </w:p>
     <w:bookmarkEnd w:id="36"/>
-    <w:bookmarkStart w:id="44" w:name="using-shared-macros"/>
+    <w:bookmarkStart w:id="45" w:name="using-shared-macros"/>
     <w:p>
       <w:pPr>
         <w:pStyle w:val="Heading2"/>
@@ -11065,8 +11065,120 @@
       </w:r>
     </w:p>
     <w:bookmarkEnd w:id="43"/>
+    <w:p>
+      <w:pPr>
+        <w:pStyle w:val="BodyText"/>
+      </w:pPr>
+      <w:r>
+        <w:t xml:space="preserve">Macros are for the author, not the reader.</w:t>
+      </w:r>
+      <w:r>
+        <w:t xml:space="preserve"> </w:t>
+      </w:r>
+      <w:r>
+        <w:t xml:space="preserve">Reader-facing text, such as a lecture, a handout or a notation section,</w:t>
+      </w:r>
+      <w:r>
+        <w:t xml:space="preserve"> </w:t>
+      </w:r>
+      <w:r>
+        <w:t xml:space="preserve">describes the symbols that a macro prints and what they mean,</w:t>
+      </w:r>
+      <w:r>
+        <w:t xml:space="preserve"> </w:t>
+      </w:r>
+      <w:r>
+        <w:t xml:space="preserve">and never names the macro that produced them.</w:t>
+      </w:r>
+      <w:r>
+        <w:t xml:space="preserve"> </w:t>
+      </w:r>
+      <w:r>
+        <w:t xml:space="preserve">List every symbol that the reader meets in the document’s notation table,</w:t>
+      </w:r>
+      <w:r>
+        <w:t xml:space="preserve"> </w:t>
+      </w:r>
+      <w:r>
+        <w:t xml:space="preserve">with its meaning.</w:t>
+      </w:r>
+    </w:p>
+    <w:bookmarkStart w:id="44" w:name="exm-describe-symbol-not-macro"/>
+    <w:p>
+      <w:pPr>
+        <w:pStyle w:val="BodyText"/>
+      </w:pPr>
+      <w:r>
+        <w:rPr>
+          <w:b/>
+          <w:bCs/>
+        </w:rPr>
+        <w:t xml:space="preserve">Example 17 (Describing the symbol, not the macro)</w:t>
+      </w:r>
+      <w:r>
+        <w:t xml:space="preserve"> </w:t>
+      </w:r>
+      <w:r>
+        <w:t xml:space="preserve"> </w:t>
+      </w:r>
+    </w:p>
+    <w:p>
+      <w:pPr>
+        <w:pStyle w:val="BlockText"/>
+      </w:pPr>
+      <w:r>
+        <w:t xml:space="preserve">❌ Source:</w:t>
+      </w:r>
+      <w:r>
+        <w:t xml:space="preserve"> </w:t>
+      </w:r>
+      <w:r>
+        <w:rPr>
+          <w:rStyle w:val="VerbatimChar"/>
+        </w:rPr>
+        <w:t xml:space="preserve">The macro \avgfitf prints the average fit, so write $\avgfitf{x}$ for it.</w:t>
+      </w:r>
+    </w:p>
+    <w:p>
+      <w:pPr>
+        <w:pStyle w:val="BlockText"/>
+      </w:pPr>
+      <w:r>
+        <w:t xml:space="preserve">✅ Source:</w:t>
+      </w:r>
+      <w:r>
+        <w:t xml:space="preserve"> </w:t>
+      </w:r>
+      <w:r>
+        <w:rPr>
+          <w:rStyle w:val="VerbatimChar"/>
+        </w:rPr>
+        <w:t xml:space="preserve">The average fit at $x$ is written $\avgfitf{x}$.</w:t>
+      </w:r>
+    </w:p>
+    <w:p>
+      <w:pPr>
+        <w:pStyle w:val="FirstParagraph"/>
+      </w:pPr>
+      <w:r>
+        <w:t xml:space="preserve">The ✅ version tells the reader what the symbol means.</w:t>
+      </w:r>
+      <w:r>
+        <w:t xml:space="preserve"> </w:t>
+      </w:r>
+      <w:r>
+        <w:t xml:space="preserve">The reader never sees the macro name,</w:t>
+      </w:r>
+      <w:r>
+        <w:t xml:space="preserve"> </w:t>
+      </w:r>
+      <w:r>
+        <w:t xml:space="preserve">and the symbol has its own row in the notation table.</w:t>
+      </w:r>
+    </w:p>
     <w:bookmarkEnd w:id="44"/>
-    <w:bookmarkStart w:id="47" w:name="making-expressions-concise"/>
+    <w:bookmarkEnd w:id="45"/>
+    <w:bookmarkStart w:id="48" w:name="making-expressions-concise"/>
     <w:p>
       <w:pPr>
         <w:pStyle w:val="Heading2"/>
@@ -11097,7 +11209,7 @@
       <w:r>
         <w:t xml:space="preserve"> </w:t>
       </w:r>
-      <w:hyperlink r:id="rId45">
+      <w:hyperlink r:id="rId46">
         <w:r>
           <w:rPr>
             <w:rStyle w:val="Hyperlink"/>
@@ -11165,7 +11277,7 @@
         <w:t xml:space="preserve">and write the macro everywhere the chunk appears.</w:t>
       </w:r>
     </w:p>
-    <w:bookmarkStart w:id="46" w:name="exm-concise-expression"/>
+    <w:bookmarkStart w:id="47" w:name="exm-concise-expression"/>
     <w:p>
       <w:pPr>
         <w:pStyle w:val="BodyText"/>
@@ -11175,7 +11287,7 @@
           <w:b/>
           <w:bCs/>
         </w:rPr>
-        <w:t xml:space="preserve">Example 17 (Naming a repeated chunk)</w:t>
+        <w:t xml:space="preserve">Example 18 (Naming a repeated chunk)</w:t>
       </w:r>
       <w:r>
         <w:t xml:space="preserve"> </w:t>
@@ -11259,7 +11371,7 @@
         <w:t xml:space="preserve">and each formula shows at a glance what it is built from.</w:t>
       </w:r>
     </w:p>
-    <w:bookmarkEnd w:id="46"/>
+    <w:bookmarkEnd w:id="47"/>
     <w:p>
       <w:pPr>
         <w:pStyle w:val="BodyText"/>
@@ -11312,8 +11424,8 @@
         <w:t xml:space="preserve">.</w:t>
       </w:r>
     </w:p>
-    <w:bookmarkEnd w:id="47"/>
-    <w:bookmarkStart w:id="49" w:name="writing-dot-products"/>
+    <w:bookmarkEnd w:id="48"/>
+    <w:bookmarkStart w:id="50" w:name="writing-dot-products"/>
     <w:p>
       <w:pPr>
         <w:pStyle w:val="Heading2"/>
@@ -11486,7 +11598,7 @@
         <w:t xml:space="preserve">and to work out that the result is a single number.</w:t>
       </w:r>
     </w:p>
-    <w:bookmarkStart w:id="48" w:name="exm-dot-product"/>
+    <w:bookmarkStart w:id="49" w:name="exm-dot-product"/>
     <w:p>
       <w:pPr>
         <w:pStyle w:val="BodyText"/>
@@ -11496,7 +11608,7 @@
           <w:b/>
           <w:bCs/>
         </w:rPr>
-        <w:t xml:space="preserve">Example 18 (Writing a dot product)</w:t>
+        <w:t xml:space="preserve">Example 19 (Writing a dot product)</w:t>
       </w:r>
       <w:r>
         <w:t xml:space="preserve"> </w:t>
@@ -11715,7 +11827,7 @@
         <w:t xml:space="preserve">.</w:t>
       </w:r>
     </w:p>
-    <w:bookmarkEnd w:id="48"/>
+    <w:bookmarkEnd w:id="49"/>
     <w:p>
       <w:pPr>
         <w:pStyle w:val="BodyText"/>
@@ -11874,8 +11986,8 @@
         <w:t xml:space="preserve">such as a definition of an inner product space.</w:t>
       </w:r>
     </w:p>
-    <w:bookmarkEnd w:id="49"/>
-    <w:bookmarkStart w:id="52" w:name="writing-out-notational-shorthands"/>
+    <w:bookmarkEnd w:id="50"/>
+    <w:bookmarkStart w:id="53" w:name="writing-out-notational-shorthands"/>
     <w:p>
       <w:pPr>
         <w:pStyle w:val="Heading2"/>
@@ -12314,7 +12426,7 @@
       <w:r>
         <w:t xml:space="preserve"> </w:t>
       </w:r>
-      <w:hyperlink r:id="rId50">
+      <w:hyperlink r:id="rId51">
         <w:r>
           <w:rPr>
             <w:rStyle w:val="Hyperlink"/>
@@ -12355,7 +12467,7 @@
         <w:t xml:space="preserve">catalogs common shorthands and their full forms.</w:t>
       </w:r>
     </w:p>
-    <w:bookmarkStart w:id="51" w:name="exm-notational-shorthand"/>
+    <w:bookmarkStart w:id="52" w:name="exm-notational-shorthand"/>
     <w:p>
       <w:pPr>
         <w:pStyle w:val="BodyText"/>
@@ -12365,7 +12477,7 @@
           <w:b/>
           <w:bCs/>
         </w:rPr>
-        <w:t xml:space="preserve">Example 19 (Writing out the limits of a sum and the range of an index)</w:t>
+        <w:t xml:space="preserve">Example 20 (Writing out the limits of a sum and the range of an index)</w:t>
       </w:r>
       <w:r>
         <w:t xml:space="preserve"> </w:t>
@@ -12922,9 +13034,9 @@
         <w:t xml:space="preserve">observations.</w:t>
       </w:r>
     </w:p>
-    <w:bookmarkEnd w:id="51"/>
     <w:bookmarkEnd w:id="52"/>
-    <w:bookmarkStart w:id="54" w:name="stating-assumptions-before-using-them"/>
+    <w:bookmarkEnd w:id="53"/>
+    <w:bookmarkStart w:id="55" w:name="stating-assumptions-before-using-them"/>
     <w:p>
       <w:pPr>
         <w:pStyle w:val="Heading2"/>
@@ -13114,7 +13226,7 @@
         <w:t xml:space="preserve">cite it in the justification on that line.</w:t>
       </w:r>
     </w:p>
-    <w:bookmarkStart w:id="53" w:name="exm-assumptions-first"/>
+    <w:bookmarkStart w:id="54" w:name="exm-assumptions-first"/>
     <w:p>
       <w:pPr>
         <w:pStyle w:val="BodyText"/>
@@ -13124,7 +13236,7 @@
           <w:b/>
           <w:bCs/>
         </w:rPr>
-        <w:t xml:space="preserve">Example 20 (Stating the restriction on</w:t>
+        <w:t xml:space="preserve">Example 21 (Stating the restriction on</w:t>
       </w:r>
       <w:r>
         <w:rPr>
@@ -13796,8 +13908,8 @@
         <w:t xml:space="preserve">and the justification says exactly where the condition is used.</w:t>
       </w:r>
     </w:p>
-    <w:bookmarkEnd w:id="53"/>
     <w:bookmarkEnd w:id="54"/>
+    <w:bookmarkEnd w:id="55"/>
     <w:sectPr>
       <w:footnotePr>
         <w:numRestart w:val="eachSect"/>
